--- a/pr-preview/pr-202/chapters/defining-terms-tracked-changes.docx
+++ b/pr-preview/pr-202/chapters/defining-terms-tracked-changes.docx
@@ -16,7 +16,7 @@
       </w:pPr>
       <w:del w:id="1" w:author="PR Preview" w:date="2026-01-01T00:00:00Z">
         <w:r>
-          <w:delText xml:space="preserve">Last modified: 2026-10-14 08:02:01 (PDT)</w:delText>
+          <w:delText xml:space="preserve">Last modified: 2026-10-16 04:14:45 (PDT)</w:delText>
         </w:r>
       </w:del>
     </w:p>
@@ -26,7 +26,7 @@
       </w:pPr>
       <w:ins w:id="2" w:author="PR Preview" w:date="2026-01-01T00:00:00Z">
         <w:r>
-          <w:t xml:space="preserve">Last modified: 2026-10-14 12:11:55 (PDT)</w:t>
+          <w:t xml:space="preserve">Last modified: 2026-10-16 04:17:13 (PDT)</w:t>
         </w:r>
       </w:ins>
     </w:p>
@@ -669,16 +669,21 @@
         <w:t xml:space="preserve"> </w:t>
       </w:r>
       <m:oMath>
-        <m:acc>
-          <m:accPr>
-            <m:chr m:val="⃗"/>
-          </m:accPr>
+        <m:limLow>
           <m:e>
             <m:r>
               <m:t>θ</m:t>
             </m:r>
           </m:e>
-        </m:acc>
+          <m:lim>
+            <m:r>
+              <m:rPr>
+                <m:sty m:val="p"/>
+              </m:rPr>
+              <m:t>∼</m:t>
+            </m:r>
+          </m:lim>
+        </m:limLow>
       </m:oMath>
       <w:r>
         <w:t xml:space="preserve"> </w:t>
@@ -696,16 +701,21 @@
         <w:t xml:space="preserve"> </w:t>
       </w:r>
       <m:oMath>
-        <m:acc>
-          <m:accPr>
-            <m:chr m:val="⃗"/>
-          </m:accPr>
+        <m:limLow>
           <m:e>
             <m:r>
               <m:t>θ</m:t>
             </m:r>
           </m:e>
-        </m:acc>
+          <m:lim>
+            <m:r>
+              <m:rPr>
+                <m:sty m:val="p"/>
+              </m:rPr>
+              <m:t>∼</m:t>
+            </m:r>
+          </m:lim>
+        </m:limLow>
       </m:oMath>
       <w:r>
         <w:t xml:space="preserve"> </w:t>
@@ -764,16 +774,21 @@
               <m:chr m:val="̂"/>
             </m:accPr>
             <m:e>
-              <m:acc>
-                <m:accPr>
-                  <m:chr m:val="⃗"/>
-                </m:accPr>
+              <m:limLow>
                 <m:e>
                   <m:r>
                     <m:t>θ</m:t>
                   </m:r>
                 </m:e>
-              </m:acc>
+                <m:lim>
+                  <m:r>
+                    <m:rPr>
+                      <m:sty m:val="p"/>
+                    </m:rPr>
+                    <m:t>∼</m:t>
+                  </m:r>
+                </m:lim>
+              </m:limLow>
             </m:e>
           </m:acc>
           <m:box>
@@ -805,16 +820,21 @@
               </m:r>
             </m:e>
             <m:lim>
-              <m:acc>
-                <m:accPr>
-                  <m:chr m:val="⃗"/>
-                </m:accPr>
+              <m:limLow>
                 <m:e>
                   <m:r>
                     <m:t>θ</m:t>
                   </m:r>
                 </m:e>
-              </m:acc>
+                <m:lim>
+                  <m:r>
+                    <m:rPr>
+                      <m:sty m:val="p"/>
+                    </m:rPr>
+                    <m:t>∼</m:t>
+                  </m:r>
+                </m:lim>
+              </m:limLow>
             </m:lim>
           </m:limLow>
           <m:r>
@@ -830,16 +850,21 @@
             </m:rPr>
             <m:t>(</m:t>
           </m:r>
-          <m:acc>
-            <m:accPr>
-              <m:chr m:val="⃗"/>
-            </m:accPr>
+          <m:limLow>
             <m:e>
               <m:r>
                 <m:t>θ</m:t>
               </m:r>
             </m:e>
-          </m:acc>
+            <m:lim>
+              <m:r>
+                <m:rPr>
+                  <m:sty m:val="p"/>
+                </m:rPr>
+                <m:t>∼</m:t>
+              </m:r>
+            </m:lim>
+          </m:limLow>
           <m:r>
             <m:rPr>
               <m:sty m:val="p"/>
@@ -2198,6 +2223,99 @@
           <w:b/>
           <w:bCs/>
         </w:rPr>
+        <w:t xml:space="preserve">Define and link every technical term at its first use in each div:</w:t>
+      </w:r>
+      <w:r>
+        <w:t xml:space="preserve"> </w:t>
+      </w:r>
+      <w:r>
+        <w:t xml:space="preserve">Inside a definition, theorem, example or other div,</w:t>
+      </w:r>
+      <w:r>
+        <w:t xml:space="preserve"> </w:t>
+      </w:r>
+      <w:r>
+        <w:t xml:space="preserve">link a technical term to its formal definition the first time it appears in that div.</w:t>
+      </w:r>
+      <w:r>
+        <w:t xml:space="preserve"> </w:t>
+      </w:r>
+      <w:r>
+        <w:t xml:space="preserve">Outside divs, link it the first time it appears in each prose passage.</w:t>
+      </w:r>
+      <w:r>
+        <w:t xml:space="preserve"> </w:t>
+      </w:r>
+      <w:r>
+        <w:t xml:space="preserve">A link in an earlier div does not carry over,</w:t>
+      </w:r>
+      <w:r>
+        <w:t xml:space="preserve"> </w:t>
+      </w:r>
+      <w:r>
+        <w:t xml:space="preserve">because readers jump into the middle of a page.</w:t>
+      </w:r>
+      <w:r>
+        <w:t xml:space="preserve"> </w:t>
+      </w:r>
+      <w:r>
+        <w:t xml:space="preserve">Link once per div or passage, not at every mention.</w:t>
+      </w:r>
+      <w:r>
+        <w:t xml:space="preserve"> </w:t>
+      </w:r>
+      <w:r>
+        <w:t xml:space="preserve">If the term has no formal definition yet,</w:t>
+      </w:r>
+      <w:r>
+        <w:t xml:space="preserve"> </w:t>
+      </w:r>
+      <w:r>
+        <w:t xml:space="preserve">write the definition in its own definition div,</w:t>
+      </w:r>
+      <w:r>
+        <w:t xml:space="preserve"> </w:t>
+      </w:r>
+      <w:r>
+        <w:t xml:space="preserve">then link to it.</w:t>
+      </w:r>
+      <w:r>
+        <w:t xml:space="preserve"> </w:t>
+      </w:r>
+      <w:r>
+        <w:t xml:space="preserve">In a series of related documents, such as course notes,</w:t>
+      </w:r>
+      <w:r>
+        <w:t xml:space="preserve"> </w:t>
+      </w:r>
+      <w:r>
+        <w:t xml:space="preserve">first look for a definition in an earlier document</w:t>
+      </w:r>
+      <w:r>
+        <w:t xml:space="preserve"> </w:t>
+      </w:r>
+      <w:r>
+        <w:t xml:space="preserve">and link to it if one exists.</w:t>
+      </w:r>
+      <w:r>
+        <w:t xml:space="preserve"> </w:t>
+      </w:r>
+      <w:r>
+        <w:t xml:space="preserve">Otherwise write the definition in the earliest document that needs the term.</w:t>
+      </w:r>
+    </w:p>
+    <w:p>
+      <w:pPr>
+        <w:numPr>
+          <w:ilvl w:val="0"/>
+          <w:numId w:val="1001"/>
+        </w:numPr>
+      </w:pPr>
+      <w:r>
+        <w:rPr>
+          <w:b/>
+          <w:bCs/>
+        </w:rPr>
         <w:t xml:space="preserve">Do not presuppose what the reader has not met:</w:t>
       </w:r>
       <w:r>
@@ -2707,6 +2825,39 @@
       </w:r>
       <w:r>
         <w:t xml:space="preserve">and bold each where it first appears in the definition.</w:t>
+      </w:r>
+      <w:r>
+        <w:t xml:space="preserve"> </w:t>
+      </w:r>
+      <w:r>
+        <w:t xml:space="preserve">This covers the names other sources use, such as a textbook’s,</w:t>
+      </w:r>
+      <w:r>
+        <w:t xml:space="preserve"> </w:t>
+      </w:r>
+      <w:r>
+        <w:t xml:space="preserve">which belong in the title and in bold too,</w:t>
+      </w:r>
+      <w:r>
+        <w:t xml:space="preserve"> </w:t>
+      </w:r>
+      <w:r>
+        <w:t xml:space="preserve">as in</w:t>
+      </w:r>
+      <w:r>
+        <w:t xml:space="preserve"> </w:t>
+      </w:r>
+      <w:r>
+        <w:t xml:space="preserve">“Risk (expected loss, population risk, true risk,</w:t>
+      </w:r>
+      <w:r>
+        <w:t xml:space="preserve"> </w:t>
+      </w:r>
+      <w:r>
+        <w:t xml:space="preserve">generalization error, expected prediction error)”</w:t>
+      </w:r>
+      <w:r>
+        <w:t xml:space="preserve">.</w:t>
       </w:r>
       <w:r>
         <w:t xml:space="preserve"> </w:t>
@@ -3604,6 +3755,222 @@
       </w:r>
       <w:r>
         <w:t xml:space="preserve">is one test set’s estimate of it.</w:t>
+      </w:r>
+    </w:p>
+    <w:p>
+      <w:pPr>
+        <w:numPr>
+          <w:ilvl w:val="0"/>
+          <w:numId w:val="1001"/>
+        </w:numPr>
+      </w:pPr>
+      <w:r>
+        <w:rPr>
+          <w:b/>
+          <w:bCs/>
+        </w:rPr>
+        <w:t xml:space="preserve">Name the target of every estimator and predictor:</w:t>
+      </w:r>
+      <w:r>
+        <w:t xml:space="preserve"> </w:t>
+      </w:r>
+      <w:r>
+        <w:t xml:space="preserve">Every estimator has one target estimand, and the definition says which.</w:t>
+      </w:r>
+      <w:r>
+        <w:t xml:space="preserve"> </w:t>
+      </w:r>
+      <w:r>
+        <w:t xml:space="preserve">A prediction is not an estimator of a mean.</w:t>
+      </w:r>
+      <w:r>
+        <w:t xml:space="preserve"> </w:t>
+      </w:r>
+      <w:r>
+        <w:t xml:space="preserve">Its estimand is the observed outcome value of a new data point,</w:t>
+      </w:r>
+      <w:r>
+        <w:t xml:space="preserve"> </w:t>
+      </w:r>
+      <w:r>
+        <w:t xml:space="preserve">not the population mean of that outcome.</w:t>
+      </w:r>
+      <w:r>
+        <w:t xml:space="preserve"> </w:t>
+      </w:r>
+      <w:r>
+        <w:t xml:space="preserve">For example, the fitted model at</w:t>
+      </w:r>
+      <w:r>
+        <w:t xml:space="preserve"> </w:t>
+      </w:r>
+      <m:oMath>
+        <m:r>
+          <m:t>x</m:t>
+        </m:r>
+      </m:oMath>
+      <w:r>
+        <w:t xml:space="preserve"> </w:t>
+      </w:r>
+      <w:r>
+        <w:t xml:space="preserve">is an estimator of the mean function value</w:t>
+      </w:r>
+      <w:r>
+        <w:t xml:space="preserve"> </w:t>
+      </w:r>
+      <m:oMath>
+        <m:r>
+          <m:t>μ</m:t>
+        </m:r>
+        <m:r>
+          <m:rPr>
+            <m:sty m:val="p"/>
+          </m:rPr>
+          <m:t>(</m:t>
+        </m:r>
+        <m:r>
+          <m:t>x</m:t>
+        </m:r>
+        <m:r>
+          <m:rPr>
+            <m:sty m:val="p"/>
+          </m:rPr>
+          <m:t>)</m:t>
+        </m:r>
+      </m:oMath>
+      <w:r>
+        <w:t xml:space="preserve">,</w:t>
+      </w:r>
+      <w:r>
+        <w:t xml:space="preserve"> </w:t>
+      </w:r>
+      <w:r>
+        <w:t xml:space="preserve">so its bias is measured against that mean,</w:t>
+      </w:r>
+      <w:r>
+        <w:t xml:space="preserve"> </w:t>
+      </w:r>
+      <w:r>
+        <w:t xml:space="preserve">while the prediction at</w:t>
+      </w:r>
+      <w:r>
+        <w:t xml:space="preserve"> </w:t>
+      </w:r>
+      <m:oMath>
+        <m:r>
+          <m:t>x</m:t>
+        </m:r>
+      </m:oMath>
+      <w:r>
+        <w:t xml:space="preserve"> </w:t>
+      </w:r>
+      <w:r>
+        <w:t xml:space="preserve">has the new outcome</w:t>
+      </w:r>
+      <w:r>
+        <w:t xml:space="preserve"> </w:t>
+      </w:r>
+      <m:oMath>
+        <m:sSub>
+          <m:e>
+            <m:r>
+              <m:t>Y</m:t>
+            </m:r>
+          </m:e>
+          <m:sub>
+            <m:r>
+              <m:rPr>
+                <m:sty m:val="p"/>
+              </m:rPr>
+              <m:t>*</m:t>
+            </m:r>
+          </m:sub>
+        </m:sSub>
+      </m:oMath>
+      <w:r>
+        <w:t xml:space="preserve"> </w:t>
+      </w:r>
+      <w:r>
+        <w:t xml:space="preserve">as its estimand,</w:t>
+      </w:r>
+      <w:r>
+        <w:t xml:space="preserve"> </w:t>
+      </w:r>
+      <w:r>
+        <w:t xml:space="preserve">so its prediction error is measured against</w:t>
+      </w:r>
+      <w:r>
+        <w:t xml:space="preserve"> </w:t>
+      </w:r>
+      <m:oMath>
+        <m:sSub>
+          <m:e>
+            <m:r>
+              <m:t>Y</m:t>
+            </m:r>
+          </m:e>
+          <m:sub>
+            <m:r>
+              <m:rPr>
+                <m:sty m:val="p"/>
+              </m:rPr>
+              <m:t>*</m:t>
+            </m:r>
+          </m:sub>
+        </m:sSub>
+      </m:oMath>
+      <w:r>
+        <w:t xml:space="preserve">.</w:t>
+      </w:r>
+      <w:r>
+        <w:t xml:space="preserve"> </w:t>
+      </w:r>
+      <w:r>
+        <w:t xml:space="preserve">Write</w:t>
+      </w:r>
+      <w:r>
+        <w:t xml:space="preserve"> </w:t>
+      </w:r>
+      <w:r>
+        <w:t xml:space="preserve">“the fitted model at</w:t>
+      </w:r>
+      <w:r>
+        <w:t xml:space="preserve"> </w:t>
+      </w:r>
+      <m:oMath>
+        <m:r>
+          <m:t>x</m:t>
+        </m:r>
+      </m:oMath>
+      <w:r>
+        <w:t xml:space="preserve"> </w:t>
+      </w:r>
+      <w:r>
+        <w:t xml:space="preserve">as an estimator of the mean function value”</w:t>
+      </w:r>
+      <w:r>
+        <w:t xml:space="preserve">,</w:t>
+      </w:r>
+      <w:r>
+        <w:t xml:space="preserve"> </w:t>
+      </w:r>
+      <w:r>
+        <w:t xml:space="preserve">or</w:t>
+      </w:r>
+      <w:r>
+        <w:t xml:space="preserve"> </w:t>
+      </w:r>
+      <w:r>
+        <w:t xml:space="preserve">“the prediction of the new outcome”</w:t>
+      </w:r>
+      <w:r>
+        <w:t xml:space="preserve">,</w:t>
+      </w:r>
+      <w:r>
+        <w:t xml:space="preserve"> </w:t>
+      </w:r>
+      <w:r>
+        <w:t xml:space="preserve">and never leave the target implicit.</w:t>
       </w:r>
     </w:p>
     <w:bookmarkEnd w:id="17"/>

--- a/pr-preview/pr-202/chapters/defining-terms-tracked-changes.docx
+++ b/pr-preview/pr-202/chapters/defining-terms-tracked-changes.docx
@@ -16,7 +16,7 @@
       </w:pPr>
       <w:del w:id="1" w:author="PR Preview" w:date="2026-01-01T00:00:00Z">
         <w:r>
-          <w:delText xml:space="preserve">Last modified: 2026-10-16 04:14:45 (PDT)</w:delText>
+          <w:delText xml:space="preserve">Last modified: 2026-10-16 04:57:30 (PDT)</w:delText>
         </w:r>
       </w:del>
     </w:p>
@@ -26,7 +26,7 @@
       </w:pPr>
       <w:ins w:id="2" w:author="PR Preview" w:date="2026-01-01T00:00:00Z">
         <w:r>
-          <w:t xml:space="preserve">Last modified: 2026-10-16 04:17:13 (PDT)</w:t>
+          <w:t xml:space="preserve">Last modified: 2026-10-16 04:58:56 (PDT)</w:t>
         </w:r>
       </w:ins>
     </w:p>
@@ -3971,6 +3971,385 @@
       </w:r>
       <w:r>
         <w:t xml:space="preserve">and never leave the target implicit.</w:t>
+      </w:r>
+    </w:p>
+    <w:p>
+      <w:pPr>
+        <w:numPr>
+          <w:ilvl w:val="0"/>
+          <w:numId w:val="1001"/>
+        </w:numPr>
+      </w:pPr>
+      <w:r>
+        <w:rPr>
+          <w:b/>
+          <w:bCs/>
+        </w:rPr>
+        <w:t xml:space="preserve">Qualify</w:t>
+      </w:r>
+      <w:r>
+        <w:rPr>
+          <w:b/>
+          <w:bCs/>
+        </w:rPr>
+        <w:t xml:space="preserve"> </w:t>
+      </w:r>
+      <w:r>
+        <w:rPr>
+          <w:b/>
+          <w:bCs/>
+        </w:rPr>
+        <w:t xml:space="preserve">“mean”</w:t>
+      </w:r>
+      <w:r>
+        <w:rPr>
+          <w:b/>
+          <w:bCs/>
+        </w:rPr>
+        <w:t xml:space="preserve">,</w:t>
+      </w:r>
+      <w:r>
+        <w:rPr>
+          <w:b/>
+          <w:bCs/>
+        </w:rPr>
+        <w:t xml:space="preserve"> </w:t>
+      </w:r>
+      <w:r>
+        <w:rPr>
+          <w:b/>
+          <w:bCs/>
+        </w:rPr>
+        <w:t xml:space="preserve">“average”</w:t>
+      </w:r>
+      <w:r>
+        <w:rPr>
+          <w:b/>
+          <w:bCs/>
+        </w:rPr>
+        <w:t xml:space="preserve"> </w:t>
+      </w:r>
+      <w:r>
+        <w:rPr>
+          <w:b/>
+          <w:bCs/>
+        </w:rPr>
+        <w:t xml:space="preserve">and their shorthands as population or sample:</w:t>
+      </w:r>
+      <w:r>
+        <w:t xml:space="preserve"> </w:t>
+      </w:r>
+      <w:r>
+        <w:t xml:space="preserve">A bare</w:t>
+      </w:r>
+      <w:r>
+        <w:t xml:space="preserve"> </w:t>
+      </w:r>
+      <w:r>
+        <w:t xml:space="preserve">“mean”</w:t>
+      </w:r>
+      <w:r>
+        <w:t xml:space="preserve"> </w:t>
+      </w:r>
+      <w:r>
+        <w:t xml:space="preserve">or</w:t>
+      </w:r>
+      <w:r>
+        <w:t xml:space="preserve"> </w:t>
+      </w:r>
+      <w:r>
+        <w:t xml:space="preserve">“average”</w:t>
+      </w:r>
+      <w:r>
+        <w:t xml:space="preserve"> </w:t>
+      </w:r>
+      <w:r>
+        <w:t xml:space="preserve">does not say whether it is a quantity of the population</w:t>
+      </w:r>
+      <w:r>
+        <w:t xml:space="preserve"> </w:t>
+      </w:r>
+      <w:r>
+        <w:t xml:space="preserve">or a value computed from one sample.</w:t>
+      </w:r>
+      <w:r>
+        <w:t xml:space="preserve"> </w:t>
+      </w:r>
+      <w:r>
+        <w:t xml:space="preserve">Write</w:t>
+      </w:r>
+      <w:r>
+        <w:t xml:space="preserve"> </w:t>
+      </w:r>
+      <w:r>
+        <w:t xml:space="preserve">“population mean”</w:t>
+      </w:r>
+      <w:r>
+        <w:t xml:space="preserve"> </w:t>
+      </w:r>
+      <w:r>
+        <w:t xml:space="preserve">for the expected value of a distribution,</w:t>
+      </w:r>
+      <w:r>
+        <w:t xml:space="preserve"> </w:t>
+      </w:r>
+      <w:r>
+        <w:t xml:space="preserve">and</w:t>
+      </w:r>
+      <w:r>
+        <w:t xml:space="preserve"> </w:t>
+      </w:r>
+      <w:r>
+        <w:t xml:space="preserve">“sample mean”</w:t>
+      </w:r>
+      <w:r>
+        <w:t xml:space="preserve"> </w:t>
+      </w:r>
+      <w:r>
+        <w:t xml:space="preserve">for the average of the observed values;</w:t>
+      </w:r>
+      <w:r>
+        <w:t xml:space="preserve"> </w:t>
+      </w:r>
+      <w:r>
+        <w:t xml:space="preserve">write</w:t>
+      </w:r>
+      <w:r>
+        <w:t xml:space="preserve"> </w:t>
+      </w:r>
+      <w:r>
+        <w:t xml:space="preserve">“population average”</w:t>
+      </w:r>
+      <w:r>
+        <w:t xml:space="preserve"> </w:t>
+      </w:r>
+      <w:r>
+        <w:t xml:space="preserve">and</w:t>
+      </w:r>
+      <w:r>
+        <w:t xml:space="preserve"> </w:t>
+      </w:r>
+      <w:r>
+        <w:t xml:space="preserve">“sample average”</w:t>
+      </w:r>
+      <w:r>
+        <w:t xml:space="preserve"> </w:t>
+      </w:r>
+      <w:r>
+        <w:t xml:space="preserve">in the same way.</w:t>
+      </w:r>
+      <w:r>
+        <w:t xml:space="preserve"> </w:t>
+      </w:r>
+      <w:r>
+        <w:t xml:space="preserve">Prefer</w:t>
+      </w:r>
+      <w:r>
+        <w:t xml:space="preserve"> </w:t>
+      </w:r>
+      <w:r>
+        <w:t xml:space="preserve">“mean”</w:t>
+      </w:r>
+      <w:r>
+        <w:t xml:space="preserve"> </w:t>
+      </w:r>
+      <w:r>
+        <w:t xml:space="preserve">with the qualifier to</w:t>
+      </w:r>
+      <w:r>
+        <w:t xml:space="preserve"> </w:t>
+      </w:r>
+      <w:r>
+        <w:t xml:space="preserve">“average”</w:t>
+      </w:r>
+      <w:r>
+        <w:t xml:space="preserve">.</w:t>
+      </w:r>
+      <w:r>
+        <w:t xml:space="preserve"> </w:t>
+      </w:r>
+      <w:r>
+        <w:t xml:space="preserve">The same holds for shorthands:</w:t>
+      </w:r>
+      <w:r>
+        <w:t xml:space="preserve"> </w:t>
+      </w:r>
+      <w:r>
+        <w:t xml:space="preserve">write pMSE and sMSE, pRMSE and sRMSE, and pMAE and sMAE,</w:t>
+      </w:r>
+      <w:r>
+        <w:t xml:space="preserve"> </w:t>
+      </w:r>
+      <w:r>
+        <w:t xml:space="preserve">with a leading p for the population version and s for the sample version,</w:t>
+      </w:r>
+      <w:r>
+        <w:t xml:space="preserve"> </w:t>
+      </w:r>
+      <w:r>
+        <w:t xml:space="preserve">and never a bare MSE, RMSE or MAE.</w:t>
+      </w:r>
+      <w:r>
+        <w:t xml:space="preserve"> </w:t>
+      </w:r>
+      <w:r>
+        <w:t xml:space="preserve">Spelled out, the same words apply:</w:t>
+      </w:r>
+      <w:r>
+        <w:t xml:space="preserve"> </w:t>
+      </w:r>
+      <w:r>
+        <w:t xml:space="preserve">“population mean squared error”</w:t>
+      </w:r>
+      <w:r>
+        <w:t xml:space="preserve">,</w:t>
+      </w:r>
+      <w:r>
+        <w:t xml:space="preserve"> </w:t>
+      </w:r>
+      <w:r>
+        <w:t xml:space="preserve">“sample root mean squared error”</w:t>
+      </w:r>
+      <w:r>
+        <w:t xml:space="preserve">,</w:t>
+      </w:r>
+      <w:r>
+        <w:t xml:space="preserve"> </w:t>
+      </w:r>
+      <w:r>
+        <w:t xml:space="preserve">“population mean absolute error”</w:t>
+      </w:r>
+      <w:r>
+        <w:t xml:space="preserve">.</w:t>
+      </w:r>
+      <w:r>
+        <w:t xml:space="preserve"> </w:t>
+      </w:r>
+      <w:r>
+        <w:t xml:space="preserve">Define each shorthand once, at first use, as</w:t>
+      </w:r>
+      <w:r>
+        <w:t xml:space="preserve"> </w:t>
+      </w:r>
+      <w:r>
+        <w:t xml:space="preserve">“population mean squared error (pMSE)”</w:t>
+      </w:r>
+      <w:r>
+        <w:t xml:space="preserve">.</w:t>
+      </w:r>
+      <w:r>
+        <w:t xml:space="preserve"> </w:t>
+      </w:r>
+      <w:r>
+        <w:t xml:space="preserve">A term that already says which, such as</w:t>
+      </w:r>
+      <w:r>
+        <w:t xml:space="preserve"> </w:t>
+      </w:r>
+      <w:r>
+        <w:t xml:space="preserve">“mean function”</w:t>
+      </w:r>
+      <w:r>
+        <w:t xml:space="preserve"> </w:t>
+      </w:r>
+      <w:r>
+        <w:t xml:space="preserve">or</w:t>
+      </w:r>
+      <w:r>
+        <w:t xml:space="preserve"> </w:t>
+      </w:r>
+      <w:r>
+        <w:t xml:space="preserve">“running mean”</w:t>
+      </w:r>
+      <w:r>
+        <w:t xml:space="preserve">, needs no extra word,</w:t>
+      </w:r>
+      <w:r>
+        <w:t xml:space="preserve"> </w:t>
+      </w:r>
+      <w:r>
+        <w:t xml:space="preserve">and neither does expected value notation such as</w:t>
+      </w:r>
+      <w:r>
+        <w:t xml:space="preserve"> </w:t>
+      </w:r>
+      <m:oMath>
+        <m:r>
+          <m:rPr>
+            <m:sty m:val="p"/>
+          </m:rPr>
+          <m:t>E</m:t>
+        </m:r>
+        <m:r>
+          <m:t>​</m:t>
+        </m:r>
+        <m:d>
+          <m:dPr>
+            <m:begChr m:val="["/>
+            <m:sepChr m:val=""/>
+            <m:endChr m:val="]"/>
+            <m:grow/>
+          </m:dPr>
+          <m:e>
+            <m:r>
+              <m:t>Y</m:t>
+            </m:r>
+          </m:e>
+        </m:d>
+        <m:r>
+          <m:t>​</m:t>
+        </m:r>
+      </m:oMath>
+      <w:r>
+        <w:t xml:space="preserve">.</w:t>
+      </w:r>
+      <w:r>
+        <w:t xml:space="preserve"> </w:t>
+      </w:r>
+      <w:r>
+        <w:t xml:space="preserve">For example, write</w:t>
+      </w:r>
+      <w:r>
+        <w:t xml:space="preserve"> </w:t>
+      </w:r>
+      <w:r>
+        <w:t xml:space="preserve">“the sample mean of the training outcomes estimates the population mean of the outcome”</w:t>
+      </w:r>
+      <w:r>
+        <w:t xml:space="preserve">,</w:t>
+      </w:r>
+      <w:r>
+        <w:t xml:space="preserve"> </w:t>
+      </w:r>
+      <w:r>
+        <w:t xml:space="preserve">not</w:t>
+      </w:r>
+      <w:r>
+        <w:t xml:space="preserve"> </w:t>
+      </w:r>
+      <w:r>
+        <w:t xml:space="preserve">“the mean estimates the mean”</w:t>
+      </w:r>
+      <w:r>
+        <w:t xml:space="preserve">.</w:t>
+      </w:r>
+      <w:r>
+        <w:t xml:space="preserve"> </w:t>
+      </w:r>
+      <w:r>
+        <w:t xml:space="preserve">Drop the qualifier only when it is completely clear from context,</w:t>
+      </w:r>
+      <w:r>
+        <w:t xml:space="preserve"> </w:t>
+      </w:r>
+      <w:r>
+        <w:t xml:space="preserve">such as inside a definition that has just said which one it concerns.</w:t>
+      </w:r>
+      <w:r>
+        <w:t xml:space="preserve"> </w:t>
+      </w:r>
+      <w:r>
+        <w:t xml:space="preserve">When in doubt, keep it.</w:t>
       </w:r>
     </w:p>
     <w:bookmarkEnd w:id="17"/>
